--- a/Files/03 - Vayikra/10 - Emor/5783/Emor 5783.docx
+++ b/Files/03 - Vayikra/10 - Emor/5783/Emor 5783.docx
@@ -390,7 +390,7 @@
         <w:rPr>
           <w:rFonts w:ascii="Times New Roman" w:hAnsi="Times New Roman" w:cs="Times New Roman"/>
         </w:rPr>
-        <w:t xml:space="preserve"> the</w:t>
+        <w:t xml:space="preserve"> the </w:t>
       </w:r>
       <w:r>
         <w:rPr>
@@ -1944,7 +1944,7 @@
         <w:rPr>
           <w:rFonts w:ascii="Times New Roman" w:hAnsi="Times New Roman" w:cs="Times New Roman"/>
         </w:rPr>
-        <w:t xml:space="preserve"> Yosef Chaim Sonnenfeld treated</w:t>
+        <w:t xml:space="preserve"> Yosef Chaim Sonnenfeld treated </w:t>
       </w:r>
       <w:r>
         <w:rPr>
